--- a/IMADA/Social Spark App.docx
+++ b/IMADA/Social Spark App.docx
@@ -22,16 +22,68 @@
     <w:p>
       <w:pPr>
         <w:jc w:val="center"/>
+        <w:rPr>
+          <w:color w:val="000000" w:themeColor="text1"/>
+          <w14:shadow w14:blurRad="38100" w14:dist="19050" w14:dir="2700000" w14:sx="100000" w14:sy="100000" w14:kx="0" w14:ky="0" w14:algn="tl">
+            <w14:schemeClr w14:val="dk1">
+              <w14:alpha w14:val="60000"/>
+            </w14:schemeClr>
+          </w14:shadow>
+          <w14:textOutline w14:w="0" w14:cap="flat" w14:cmpd="sng" w14:algn="ctr">
+            <w14:noFill/>
+            <w14:prstDash w14:val="solid"/>
+            <w14:round/>
+          </w14:textOutline>
+        </w:rPr>
       </w:pPr>
       <w:r>
         <w:rPr>
+          <w:color w:val="000000" w:themeColor="text1"/>
           <w:sz w:val="32"/>
+          <w14:shadow w14:blurRad="38100" w14:dist="19050" w14:dir="2700000" w14:sx="100000" w14:sy="100000" w14:kx="0" w14:ky="0" w14:algn="tl">
+            <w14:schemeClr w14:val="dk1">
+              <w14:alpha w14:val="60000"/>
+            </w14:schemeClr>
+          </w14:shadow>
+          <w14:textOutline w14:w="0" w14:cap="flat" w14:cmpd="sng" w14:algn="ctr">
+            <w14:noFill/>
+            <w14:prstDash w14:val="solid"/>
+            <w14:round/>
+          </w14:textOutline>
         </w:rPr>
         <w:t>Project Documentation</w:t>
       </w:r>
     </w:p>
     <w:p>
+      <w:pPr>
+        <w:rPr>
+          <w:color w:val="000000" w:themeColor="text1"/>
+          <w14:shadow w14:blurRad="38100" w14:dist="19050" w14:dir="2700000" w14:sx="100000" w14:sy="100000" w14:kx="0" w14:ky="0" w14:algn="tl">
+            <w14:schemeClr w14:val="dk1">
+              <w14:alpha w14:val="60000"/>
+            </w14:schemeClr>
+          </w14:shadow>
+          <w14:textOutline w14:w="0" w14:cap="flat" w14:cmpd="sng" w14:algn="ctr">
+            <w14:noFill/>
+            <w14:prstDash w14:val="solid"/>
+            <w14:round/>
+          </w14:textOutline>
+        </w:rPr>
+      </w:pPr>
       <w:r>
+        <w:rPr>
+          <w:color w:val="000000" w:themeColor="text1"/>
+          <w14:shadow w14:blurRad="38100" w14:dist="19050" w14:dir="2700000" w14:sx="100000" w14:sy="100000" w14:kx="0" w14:ky="0" w14:algn="tl">
+            <w14:schemeClr w14:val="dk1">
+              <w14:alpha w14:val="60000"/>
+            </w14:schemeClr>
+          </w14:shadow>
+          <w14:textOutline w14:w="0" w14:cap="flat" w14:cmpd="sng" w14:algn="ctr">
+            <w14:noFill/>
+            <w14:prstDash w14:val="solid"/>
+            <w14:round/>
+          </w14:textOutline>
+        </w:rPr>
         <w:br/>
       </w:r>
     </w:p>
@@ -39,65 +91,135 @@
       <w:pPr>
         <w:jc w:val="center"/>
         <w:rPr>
-          <w:b/>
+          <w:color w:val="000000" w:themeColor="text1"/>
+          <w14:shadow w14:blurRad="38100" w14:dist="19050" w14:dir="2700000" w14:sx="100000" w14:sy="100000" w14:kx="0" w14:ky="0" w14:algn="tl">
+            <w14:schemeClr w14:val="dk1">
+              <w14:alpha w14:val="60000"/>
+            </w14:schemeClr>
+          </w14:shadow>
+          <w14:textOutline w14:w="0" w14:cap="flat" w14:cmpd="sng" w14:algn="ctr">
+            <w14:noFill/>
+            <w14:prstDash w14:val="solid"/>
+            <w14:round/>
+          </w14:textOutline>
         </w:rPr>
       </w:pPr>
       <w:r>
         <w:rPr>
-          <w:b/>
-        </w:rPr>
-        <w:t xml:space="preserve">Student Name: </w:t>
+          <w:color w:val="000000" w:themeColor="text1"/>
+          <w14:shadow w14:blurRad="38100" w14:dist="19050" w14:dir="2700000" w14:sx="100000" w14:sy="100000" w14:kx="0" w14:ky="0" w14:algn="tl">
+            <w14:schemeClr w14:val="dk1">
+              <w14:alpha w14:val="60000"/>
+            </w14:schemeClr>
+          </w14:shadow>
+          <w14:textOutline w14:w="0" w14:cap="flat" w14:cmpd="sng" w14:algn="ctr">
+            <w14:noFill/>
+            <w14:prstDash w14:val="solid"/>
+            <w14:round/>
+          </w14:textOutline>
+        </w:rPr>
+        <w:t>Student Name: Miehleketo Hlayiseko Magagula</w:t>
       </w:r>
       <w:r>
-        <w:t>Miehleketo Hlayiseko Magagula</w:t>
+        <w:rPr>
+          <w:color w:val="000000" w:themeColor="text1"/>
+          <w14:shadow w14:blurRad="38100" w14:dist="19050" w14:dir="2700000" w14:sx="100000" w14:sy="100000" w14:kx="0" w14:ky="0" w14:algn="tl">
+            <w14:schemeClr w14:val="dk1">
+              <w14:alpha w14:val="60000"/>
+            </w14:schemeClr>
+          </w14:shadow>
+          <w14:textOutline w14:w="0" w14:cap="flat" w14:cmpd="sng" w14:algn="ctr">
+            <w14:noFill/>
+            <w14:prstDash w14:val="solid"/>
+            <w14:round/>
+          </w14:textOutline>
+        </w:rPr>
+        <w:br/>
+        <w:t>Course: Higher Certificate in Mobile Application and Web Development</w:t>
       </w:r>
       <w:r>
-        <w:br/>
-      </w:r>
-      <w:r>
-        <w:rPr>
-          <w:b/>
-        </w:rPr>
-        <w:t xml:space="preserve">Course: </w:t>
-      </w:r>
-      <w:r>
-        <w:t>Higher Certificate in Mobile Application and Web Development</w:t>
-      </w:r>
-      <w:r>
+        <w:rPr>
+          <w:color w:val="000000" w:themeColor="text1"/>
+          <w14:shadow w14:blurRad="38100" w14:dist="19050" w14:dir="2700000" w14:sx="100000" w14:sy="100000" w14:kx="0" w14:ky="0" w14:algn="tl">
+            <w14:schemeClr w14:val="dk1">
+              <w14:alpha w14:val="60000"/>
+            </w14:schemeClr>
+          </w14:shadow>
+          <w14:textOutline w14:w="0" w14:cap="flat" w14:cmpd="sng" w14:algn="ctr">
+            <w14:noFill/>
+            <w14:prstDash w14:val="solid"/>
+            <w14:round/>
+          </w14:textOutline>
+        </w:rPr>
         <w:br/>
       </w:r>
     </w:p>
     <w:p>
       <w:pPr>
         <w:rPr>
-          <w:b/>
+          <w:color w:val="000000" w:themeColor="text1"/>
+          <w14:shadow w14:blurRad="38100" w14:dist="19050" w14:dir="2700000" w14:sx="100000" w14:sy="100000" w14:kx="0" w14:ky="0" w14:algn="tl">
+            <w14:schemeClr w14:val="dk1">
+              <w14:alpha w14:val="60000"/>
+            </w14:schemeClr>
+          </w14:shadow>
+          <w14:textOutline w14:w="0" w14:cap="flat" w14:cmpd="sng" w14:algn="ctr">
+            <w14:noFill/>
+            <w14:prstDash w14:val="solid"/>
+            <w14:round/>
+          </w14:textOutline>
         </w:rPr>
       </w:pPr>
     </w:p>
     <w:p>
       <w:pPr>
         <w:jc w:val="center"/>
+        <w:rPr>
+          <w:color w:val="000000" w:themeColor="text1"/>
+          <w14:shadow w14:blurRad="38100" w14:dist="19050" w14:dir="2700000" w14:sx="100000" w14:sy="100000" w14:kx="0" w14:ky="0" w14:algn="tl">
+            <w14:schemeClr w14:val="dk1">
+              <w14:alpha w14:val="60000"/>
+            </w14:schemeClr>
+          </w14:shadow>
+          <w14:textOutline w14:w="0" w14:cap="flat" w14:cmpd="sng" w14:algn="ctr">
+            <w14:noFill/>
+            <w14:prstDash w14:val="solid"/>
+            <w14:round/>
+          </w14:textOutline>
+        </w:rPr>
       </w:pPr>
       <w:r>
         <w:rPr>
-          <w:b/>
-        </w:rPr>
-        <w:t xml:space="preserve">Institution: </w:t>
+          <w:color w:val="000000" w:themeColor="text1"/>
+          <w14:shadow w14:blurRad="38100" w14:dist="19050" w14:dir="2700000" w14:sx="100000" w14:sy="100000" w14:kx="0" w14:ky="0" w14:algn="tl">
+            <w14:schemeClr w14:val="dk1">
+              <w14:alpha w14:val="60000"/>
+            </w14:schemeClr>
+          </w14:shadow>
+          <w14:textOutline w14:w="0" w14:cap="flat" w14:cmpd="sng" w14:algn="ctr">
+            <w14:noFill/>
+            <w14:prstDash w14:val="solid"/>
+            <w14:round/>
+          </w14:textOutline>
+        </w:rPr>
+        <w:t>Institution: Rosebank College</w:t>
       </w:r>
       <w:r>
-        <w:t>Rosebank College</w:t>
-      </w:r>
-      <w:r>
+        <w:rPr>
+          <w:color w:val="000000" w:themeColor="text1"/>
+          <w14:shadow w14:blurRad="38100" w14:dist="19050" w14:dir="2700000" w14:sx="100000" w14:sy="100000" w14:kx="0" w14:ky="0" w14:algn="tl">
+            <w14:schemeClr w14:val="dk1">
+              <w14:alpha w14:val="60000"/>
+            </w14:schemeClr>
+          </w14:shadow>
+          <w14:textOutline w14:w="0" w14:cap="flat" w14:cmpd="sng" w14:algn="ctr">
+            <w14:noFill/>
+            <w14:prstDash w14:val="solid"/>
+            <w14:round/>
+          </w14:textOutline>
+        </w:rPr>
         <w:br/>
-      </w:r>
-      <w:r>
-        <w:rPr>
-          <w:b/>
-        </w:rPr>
-        <w:t xml:space="preserve">Year: </w:t>
-      </w:r>
-      <w:r>
-        <w:t>2026</w:t>
+        <w:t>Year: 2026</w:t>
       </w:r>
     </w:p>
     <w:p>
@@ -137,9 +259,62 @@
           <w:rFonts w:cstheme="majorHAnsi"/>
         </w:rPr>
       </w:pPr>
+    </w:p>
+    <w:p>
+      <w:pPr>
+        <w:pStyle w:val="Heading2"/>
+        <w:rPr>
+          <w:rFonts w:cstheme="majorHAnsi"/>
+        </w:rPr>
+      </w:pPr>
+    </w:p>
+    <w:p>
+      <w:pPr>
+        <w:pStyle w:val="Heading2"/>
+        <w:rPr>
+          <w:rFonts w:cstheme="majorHAnsi"/>
+        </w:rPr>
+      </w:pPr>
+    </w:p>
+    <w:p/>
+    <w:p/>
+    <w:p>
+      <w:pPr>
+        <w:rPr>
+          <w:rFonts w:asciiTheme="majorHAnsi" w:hAnsiTheme="majorHAnsi" w:cstheme="majorHAnsi"/>
+          <w:bCs/>
+          <w:color w:val="000000" w:themeColor="text1"/>
+          <w:sz w:val="32"/>
+          <w:szCs w:val="32"/>
+          <w14:shadow w14:blurRad="38100" w14:dist="19050" w14:dir="2700000" w14:sx="100000" w14:sy="100000" w14:kx="0" w14:ky="0" w14:algn="tl">
+            <w14:schemeClr w14:val="dk1">
+              <w14:alpha w14:val="60000"/>
+            </w14:schemeClr>
+          </w14:shadow>
+          <w14:textOutline w14:w="0" w14:cap="flat" w14:cmpd="sng" w14:algn="ctr">
+            <w14:noFill/>
+            <w14:prstDash w14:val="solid"/>
+            <w14:round/>
+          </w14:textOutline>
+        </w:rPr>
+      </w:pPr>
       <w:r>
         <w:rPr>
-          <w:rFonts w:cstheme="majorHAnsi"/>
+          <w:rFonts w:asciiTheme="majorHAnsi" w:hAnsiTheme="majorHAnsi" w:cstheme="majorHAnsi"/>
+          <w:bCs/>
+          <w:color w:val="000000" w:themeColor="text1"/>
+          <w:sz w:val="32"/>
+          <w:szCs w:val="32"/>
+          <w14:shadow w14:blurRad="38100" w14:dist="19050" w14:dir="2700000" w14:sx="100000" w14:sy="100000" w14:kx="0" w14:ky="0" w14:algn="tl">
+            <w14:schemeClr w14:val="dk1">
+              <w14:alpha w14:val="60000"/>
+            </w14:schemeClr>
+          </w14:shadow>
+          <w14:textOutline w14:w="0" w14:cap="flat" w14:cmpd="sng" w14:algn="ctr">
+            <w14:noFill/>
+            <w14:prstDash w14:val="solid"/>
+            <w14:round/>
+          </w14:textOutline>
         </w:rPr>
         <w:t>Overview</w:t>
       </w:r>
@@ -188,12 +363,6 @@
           <w:rFonts w:asciiTheme="majorHAnsi" w:hAnsiTheme="majorHAnsi" w:cstheme="majorHAnsi"/>
         </w:rPr>
         <w:br/>
-      </w:r>
-      <w:r>
-        <w:rPr>
-          <w:rFonts w:asciiTheme="majorHAnsi" w:hAnsiTheme="majorHAnsi" w:cstheme="majorHAnsi"/>
-        </w:rPr>
-        <w:lastRenderedPageBreak/>
         <w:t xml:space="preserve">natural and engaging. The user enters a time of day such as Morning, Afternoon, or Night, and the </w:t>
       </w:r>
       <w:r>
@@ -233,14 +402,39 @@
     </w:p>
     <w:p>
       <w:pPr>
-        <w:pStyle w:val="Heading2"/>
-        <w:rPr>
-          <w:rFonts w:cstheme="majorHAnsi"/>
+        <w:rPr>
+          <w:b/>
+          <w:color w:val="000000" w:themeColor="text1"/>
+          <w:sz w:val="24"/>
+          <w:szCs w:val="24"/>
+          <w14:shadow w14:blurRad="38100" w14:dist="19050" w14:dir="2700000" w14:sx="100000" w14:sy="100000" w14:kx="0" w14:ky="0" w14:algn="tl">
+            <w14:schemeClr w14:val="dk1">
+              <w14:alpha w14:val="60000"/>
+            </w14:schemeClr>
+          </w14:shadow>
+          <w14:textOutline w14:w="0" w14:cap="flat" w14:cmpd="sng" w14:algn="ctr">
+            <w14:noFill/>
+            <w14:prstDash w14:val="solid"/>
+            <w14:round/>
+          </w14:textOutline>
         </w:rPr>
       </w:pPr>
       <w:r>
         <w:rPr>
-          <w:rFonts w:cstheme="majorHAnsi"/>
+          <w:b/>
+          <w:color w:val="000000" w:themeColor="text1"/>
+          <w:sz w:val="24"/>
+          <w:szCs w:val="24"/>
+          <w14:shadow w14:blurRad="38100" w14:dist="19050" w14:dir="2700000" w14:sx="100000" w14:sy="100000" w14:kx="0" w14:ky="0" w14:algn="tl">
+            <w14:schemeClr w14:val="dk1">
+              <w14:alpha w14:val="60000"/>
+            </w14:schemeClr>
+          </w14:shadow>
+          <w14:textOutline w14:w="0" w14:cap="flat" w14:cmpd="sng" w14:algn="ctr">
+            <w14:noFill/>
+            <w14:prstDash w14:val="solid"/>
+            <w14:round/>
+          </w14:textOutline>
         </w:rPr>
         <w:t>Purpose of the Application</w:t>
       </w:r>
@@ -307,14 +501,39 @@
     </w:p>
     <w:p>
       <w:pPr>
-        <w:pStyle w:val="Heading2"/>
-        <w:rPr>
-          <w:rFonts w:cstheme="majorHAnsi"/>
+        <w:rPr>
+          <w:b/>
+          <w:color w:val="000000" w:themeColor="text1"/>
+          <w:sz w:val="24"/>
+          <w:szCs w:val="24"/>
+          <w14:shadow w14:blurRad="38100" w14:dist="19050" w14:dir="2700000" w14:sx="100000" w14:sy="100000" w14:kx="0" w14:ky="0" w14:algn="tl">
+            <w14:schemeClr w14:val="dk1">
+              <w14:alpha w14:val="60000"/>
+            </w14:schemeClr>
+          </w14:shadow>
+          <w14:textOutline w14:w="0" w14:cap="flat" w14:cmpd="sng" w14:algn="ctr">
+            <w14:noFill/>
+            <w14:prstDash w14:val="solid"/>
+            <w14:round/>
+          </w14:textOutline>
         </w:rPr>
       </w:pPr>
       <w:r>
         <w:rPr>
-          <w:rFonts w:cstheme="majorHAnsi"/>
+          <w:b/>
+          <w:color w:val="000000" w:themeColor="text1"/>
+          <w:sz w:val="24"/>
+          <w:szCs w:val="24"/>
+          <w14:shadow w14:blurRad="38100" w14:dist="19050" w14:dir="2700000" w14:sx="100000" w14:sy="100000" w14:kx="0" w14:ky="0" w14:algn="tl">
+            <w14:schemeClr w14:val="dk1">
+              <w14:alpha w14:val="60000"/>
+            </w14:schemeClr>
+          </w14:shadow>
+          <w14:textOutline w14:w="0" w14:cap="flat" w14:cmpd="sng" w14:algn="ctr">
+            <w14:noFill/>
+            <w14:prstDash w14:val="solid"/>
+            <w14:round/>
+          </w14:textOutline>
         </w:rPr>
         <w:t>Features</w:t>
       </w:r>
@@ -357,6 +576,12 @@
           <w:rFonts w:asciiTheme="majorHAnsi" w:hAnsiTheme="majorHAnsi" w:cstheme="majorHAnsi"/>
         </w:rPr>
         <w:br/>
+      </w:r>
+      <w:r>
+        <w:rPr>
+          <w:rFonts w:asciiTheme="majorHAnsi" w:hAnsiTheme="majorHAnsi" w:cstheme="majorHAnsi"/>
+        </w:rPr>
+        <w:lastRenderedPageBreak/>
         <w:t>• Error Handling – If the user enters an invalid time, the application displays a helpful message.</w:t>
       </w:r>
       <w:r>
@@ -372,11 +597,39 @@
         <w:pStyle w:val="Heading2"/>
         <w:rPr>
           <w:rFonts w:cstheme="majorHAnsi"/>
+          <w:bCs w:val="0"/>
+          <w:color w:val="000000" w:themeColor="text1"/>
+          <w:sz w:val="24"/>
+          <w:szCs w:val="24"/>
+          <w14:shadow w14:blurRad="38100" w14:dist="19050" w14:dir="2700000" w14:sx="100000" w14:sy="100000" w14:kx="0" w14:ky="0" w14:algn="tl">
+            <w14:schemeClr w14:val="dk1">
+              <w14:alpha w14:val="60000"/>
+            </w14:schemeClr>
+          </w14:shadow>
+          <w14:textOutline w14:w="0" w14:cap="flat" w14:cmpd="sng" w14:algn="ctr">
+            <w14:noFill/>
+            <w14:prstDash w14:val="solid"/>
+            <w14:round/>
+          </w14:textOutline>
         </w:rPr>
       </w:pPr>
       <w:r>
         <w:rPr>
           <w:rFonts w:cstheme="majorHAnsi"/>
+          <w:bCs w:val="0"/>
+          <w:color w:val="000000" w:themeColor="text1"/>
+          <w:sz w:val="24"/>
+          <w:szCs w:val="24"/>
+          <w14:shadow w14:blurRad="38100" w14:dist="19050" w14:dir="2700000" w14:sx="100000" w14:sy="100000" w14:kx="0" w14:ky="0" w14:algn="tl">
+            <w14:schemeClr w14:val="dk1">
+              <w14:alpha w14:val="60000"/>
+            </w14:schemeClr>
+          </w14:shadow>
+          <w14:textOutline w14:w="0" w14:cap="flat" w14:cmpd="sng" w14:algn="ctr">
+            <w14:noFill/>
+            <w14:prstDash w14:val="solid"/>
+            <w14:round/>
+          </w14:textOutline>
         </w:rPr>
         <w:t>Application Logic</w:t>
       </w:r>
@@ -411,7 +664,6 @@
         <w:rPr>
           <w:rFonts w:asciiTheme="majorHAnsi" w:hAnsiTheme="majorHAnsi" w:cstheme="majorHAnsi"/>
         </w:rPr>
-        <w:lastRenderedPageBreak/>
         <w:t xml:space="preserve"> logic:</w:t>
       </w:r>
       <w:r>
@@ -480,11 +732,39 @@
         <w:pStyle w:val="Heading2"/>
         <w:rPr>
           <w:rFonts w:cstheme="majorHAnsi"/>
+          <w:bCs w:val="0"/>
+          <w:color w:val="000000" w:themeColor="text1"/>
+          <w:sz w:val="24"/>
+          <w:szCs w:val="24"/>
+          <w14:shadow w14:blurRad="38100" w14:dist="19050" w14:dir="2700000" w14:sx="100000" w14:sy="100000" w14:kx="0" w14:ky="0" w14:algn="tl">
+            <w14:schemeClr w14:val="dk1">
+              <w14:alpha w14:val="60000"/>
+            </w14:schemeClr>
+          </w14:shadow>
+          <w14:textOutline w14:w="0" w14:cap="flat" w14:cmpd="sng" w14:algn="ctr">
+            <w14:noFill/>
+            <w14:prstDash w14:val="solid"/>
+            <w14:round/>
+          </w14:textOutline>
         </w:rPr>
       </w:pPr>
       <w:r>
         <w:rPr>
           <w:rFonts w:cstheme="majorHAnsi"/>
+          <w:bCs w:val="0"/>
+          <w:color w:val="000000" w:themeColor="text1"/>
+          <w:sz w:val="24"/>
+          <w:szCs w:val="24"/>
+          <w14:shadow w14:blurRad="38100" w14:dist="19050" w14:dir="2700000" w14:sx="100000" w14:sy="100000" w14:kx="0" w14:ky="0" w14:algn="tl">
+            <w14:schemeClr w14:val="dk1">
+              <w14:alpha w14:val="60000"/>
+            </w14:schemeClr>
+          </w14:shadow>
+          <w14:textOutline w14:w="0" w14:cap="flat" w14:cmpd="sng" w14:algn="ctr">
+            <w14:noFill/>
+            <w14:prstDash w14:val="solid"/>
+            <w14:round/>
+          </w14:textOutline>
         </w:rPr>
         <w:t>User Interface Design</w:t>
       </w:r>
@@ -568,11 +848,39 @@
         <w:pStyle w:val="Heading2"/>
         <w:rPr>
           <w:rFonts w:cstheme="majorHAnsi"/>
+          <w:bCs w:val="0"/>
+          <w:color w:val="000000" w:themeColor="text1"/>
+          <w:sz w:val="24"/>
+          <w:szCs w:val="24"/>
+          <w14:shadow w14:blurRad="38100" w14:dist="19050" w14:dir="2700000" w14:sx="100000" w14:sy="100000" w14:kx="0" w14:ky="0" w14:algn="tl">
+            <w14:schemeClr w14:val="dk1">
+              <w14:alpha w14:val="60000"/>
+            </w14:schemeClr>
+          </w14:shadow>
+          <w14:textOutline w14:w="0" w14:cap="flat" w14:cmpd="sng" w14:algn="ctr">
+            <w14:noFill/>
+            <w14:prstDash w14:val="solid"/>
+            <w14:round/>
+          </w14:textOutline>
         </w:rPr>
       </w:pPr>
       <w:r>
         <w:rPr>
           <w:rFonts w:cstheme="majorHAnsi"/>
+          <w:bCs w:val="0"/>
+          <w:color w:val="000000" w:themeColor="text1"/>
+          <w:sz w:val="24"/>
+          <w:szCs w:val="24"/>
+          <w14:shadow w14:blurRad="38100" w14:dist="19050" w14:dir="2700000" w14:sx="100000" w14:sy="100000" w14:kx="0" w14:ky="0" w14:algn="tl">
+            <w14:schemeClr w14:val="dk1">
+              <w14:alpha w14:val="60000"/>
+            </w14:schemeClr>
+          </w14:shadow>
+          <w14:textOutline w14:w="0" w14:cap="flat" w14:cmpd="sng" w14:algn="ctr">
+            <w14:noFill/>
+            <w14:prstDash w14:val="solid"/>
+            <w14:round/>
+          </w14:textOutline>
         </w:rPr>
         <w:t>Error Handling</w:t>
       </w:r>
@@ -642,11 +950,39 @@
         <w:pStyle w:val="Heading2"/>
         <w:rPr>
           <w:rFonts w:cstheme="majorHAnsi"/>
+          <w:bCs w:val="0"/>
+          <w:color w:val="000000" w:themeColor="text1"/>
+          <w:sz w:val="24"/>
+          <w:szCs w:val="24"/>
+          <w14:shadow w14:blurRad="38100" w14:dist="19050" w14:dir="2700000" w14:sx="100000" w14:sy="100000" w14:kx="0" w14:ky="0" w14:algn="tl">
+            <w14:schemeClr w14:val="dk1">
+              <w14:alpha w14:val="60000"/>
+            </w14:schemeClr>
+          </w14:shadow>
+          <w14:textOutline w14:w="0" w14:cap="flat" w14:cmpd="sng" w14:algn="ctr">
+            <w14:noFill/>
+            <w14:prstDash w14:val="solid"/>
+            <w14:round/>
+          </w14:textOutline>
         </w:rPr>
       </w:pPr>
       <w:r>
         <w:rPr>
           <w:rFonts w:cstheme="majorHAnsi"/>
+          <w:bCs w:val="0"/>
+          <w:color w:val="000000" w:themeColor="text1"/>
+          <w:sz w:val="24"/>
+          <w:szCs w:val="24"/>
+          <w14:shadow w14:blurRad="38100" w14:dist="19050" w14:dir="2700000" w14:sx="100000" w14:sy="100000" w14:kx="0" w14:ky="0" w14:algn="tl">
+            <w14:schemeClr w14:val="dk1">
+              <w14:alpha w14:val="60000"/>
+            </w14:schemeClr>
+          </w14:shadow>
+          <w14:textOutline w14:w="0" w14:cap="flat" w14:cmpd="sng" w14:algn="ctr">
+            <w14:noFill/>
+            <w14:prstDash w14:val="solid"/>
+            <w14:round/>
+          </w14:textOutline>
         </w:rPr>
         <w:t>Logging</w:t>
       </w:r>
@@ -688,6 +1024,12 @@
           <w:rFonts w:asciiTheme="majorHAnsi" w:hAnsiTheme="majorHAnsi" w:cstheme="majorHAnsi"/>
         </w:rPr>
         <w:br/>
+      </w:r>
+      <w:r>
+        <w:rPr>
+          <w:rFonts w:asciiTheme="majorHAnsi" w:hAnsiTheme="majorHAnsi" w:cstheme="majorHAnsi"/>
+        </w:rPr>
+        <w:lastRenderedPageBreak/>
         <w:t>• Invalid entries</w:t>
       </w:r>
       <w:r>
@@ -716,11 +1058,39 @@
         <w:pStyle w:val="Heading2"/>
         <w:rPr>
           <w:rFonts w:cstheme="majorHAnsi"/>
+          <w:bCs w:val="0"/>
+          <w:color w:val="000000" w:themeColor="text1"/>
+          <w:sz w:val="24"/>
+          <w:szCs w:val="24"/>
+          <w14:shadow w14:blurRad="38100" w14:dist="19050" w14:dir="2700000" w14:sx="100000" w14:sy="100000" w14:kx="0" w14:ky="0" w14:algn="tl">
+            <w14:schemeClr w14:val="dk1">
+              <w14:alpha w14:val="60000"/>
+            </w14:schemeClr>
+          </w14:shadow>
+          <w14:textOutline w14:w="0" w14:cap="flat" w14:cmpd="sng" w14:algn="ctr">
+            <w14:noFill/>
+            <w14:prstDash w14:val="solid"/>
+            <w14:round/>
+          </w14:textOutline>
         </w:rPr>
       </w:pPr>
       <w:r>
         <w:rPr>
           <w:rFonts w:cstheme="majorHAnsi"/>
+          <w:bCs w:val="0"/>
+          <w:color w:val="000000" w:themeColor="text1"/>
+          <w:sz w:val="24"/>
+          <w:szCs w:val="24"/>
+          <w14:shadow w14:blurRad="38100" w14:dist="19050" w14:dir="2700000" w14:sx="100000" w14:sy="100000" w14:kx="0" w14:ky="0" w14:algn="tl">
+            <w14:schemeClr w14:val="dk1">
+              <w14:alpha w14:val="60000"/>
+            </w14:schemeClr>
+          </w14:shadow>
+          <w14:textOutline w14:w="0" w14:cap="flat" w14:cmpd="sng" w14:algn="ctr">
+            <w14:noFill/>
+            <w14:prstDash w14:val="solid"/>
+            <w14:round/>
+          </w14:textOutline>
         </w:rPr>
         <w:t>Version Control Using GitHub</w:t>
       </w:r>
@@ -748,7 +1118,6 @@
         <w:rPr>
           <w:rFonts w:asciiTheme="majorHAnsi" w:hAnsiTheme="majorHAnsi" w:cstheme="majorHAnsi"/>
         </w:rPr>
-        <w:lastRenderedPageBreak/>
         <w:t>GitHub allows developers to:</w:t>
       </w:r>
       <w:r>
@@ -798,11 +1167,39 @@
         <w:pStyle w:val="Heading2"/>
         <w:rPr>
           <w:rFonts w:cstheme="majorHAnsi"/>
+          <w:bCs w:val="0"/>
+          <w:color w:val="000000" w:themeColor="text1"/>
+          <w:sz w:val="24"/>
+          <w:szCs w:val="24"/>
+          <w14:shadow w14:blurRad="38100" w14:dist="19050" w14:dir="2700000" w14:sx="100000" w14:sy="100000" w14:kx="0" w14:ky="0" w14:algn="tl">
+            <w14:schemeClr w14:val="dk1">
+              <w14:alpha w14:val="60000"/>
+            </w14:schemeClr>
+          </w14:shadow>
+          <w14:textOutline w14:w="0" w14:cap="flat" w14:cmpd="sng" w14:algn="ctr">
+            <w14:noFill/>
+            <w14:prstDash w14:val="solid"/>
+            <w14:round/>
+          </w14:textOutline>
         </w:rPr>
       </w:pPr>
       <w:r>
         <w:rPr>
           <w:rFonts w:cstheme="majorHAnsi"/>
+          <w:bCs w:val="0"/>
+          <w:color w:val="000000" w:themeColor="text1"/>
+          <w:sz w:val="24"/>
+          <w:szCs w:val="24"/>
+          <w14:shadow w14:blurRad="38100" w14:dist="19050" w14:dir="2700000" w14:sx="100000" w14:sy="100000" w14:kx="0" w14:ky="0" w14:algn="tl">
+            <w14:schemeClr w14:val="dk1">
+              <w14:alpha w14:val="60000"/>
+            </w14:schemeClr>
+          </w14:shadow>
+          <w14:textOutline w14:w="0" w14:cap="flat" w14:cmpd="sng" w14:algn="ctr">
+            <w14:noFill/>
+            <w14:prstDash w14:val="solid"/>
+            <w14:round/>
+          </w14:textOutline>
         </w:rPr>
         <w:t>GitHub Actions (Automated Build)</w:t>
       </w:r>
@@ -886,11 +1283,39 @@
         <w:pStyle w:val="Heading2"/>
         <w:rPr>
           <w:rFonts w:cstheme="majorHAnsi"/>
+          <w:bCs w:val="0"/>
+          <w:color w:val="000000" w:themeColor="text1"/>
+          <w:sz w:val="24"/>
+          <w:szCs w:val="24"/>
+          <w14:shadow w14:blurRad="38100" w14:dist="19050" w14:dir="2700000" w14:sx="100000" w14:sy="100000" w14:kx="0" w14:ky="0" w14:algn="tl">
+            <w14:schemeClr w14:val="dk1">
+              <w14:alpha w14:val="60000"/>
+            </w14:schemeClr>
+          </w14:shadow>
+          <w14:textOutline w14:w="0" w14:cap="flat" w14:cmpd="sng" w14:algn="ctr">
+            <w14:noFill/>
+            <w14:prstDash w14:val="solid"/>
+            <w14:round/>
+          </w14:textOutline>
         </w:rPr>
       </w:pPr>
       <w:r>
         <w:rPr>
           <w:rFonts w:cstheme="majorHAnsi"/>
+          <w:bCs w:val="0"/>
+          <w:color w:val="000000" w:themeColor="text1"/>
+          <w:sz w:val="24"/>
+          <w:szCs w:val="24"/>
+          <w14:shadow w14:blurRad="38100" w14:dist="19050" w14:dir="2700000" w14:sx="100000" w14:sy="100000" w14:kx="0" w14:ky="0" w14:algn="tl">
+            <w14:schemeClr w14:val="dk1">
+              <w14:alpha w14:val="60000"/>
+            </w14:schemeClr>
+          </w14:shadow>
+          <w14:textOutline w14:w="0" w14:cap="flat" w14:cmpd="sng" w14:algn="ctr">
+            <w14:noFill/>
+            <w14:prstDash w14:val="solid"/>
+            <w14:round/>
+          </w14:textOutline>
         </w:rPr>
         <w:t>Testing</w:t>
       </w:r>
@@ -956,16 +1381,49 @@
         <w:t>• Monitoring logs in Logcat</w:t>
       </w:r>
     </w:p>
+    <w:p/>
+    <w:p/>
+    <w:p/>
+    <w:p/>
+    <w:p/>
+    <w:p/>
     <w:p>
       <w:pPr>
-        <w:pStyle w:val="Heading2"/>
-        <w:rPr>
-          <w:rFonts w:cstheme="majorHAnsi"/>
+        <w:rPr>
+          <w:b/>
+          <w:bCs/>
+          <w:color w:val="000000" w:themeColor="text1"/>
+          <w:sz w:val="24"/>
+          <w:szCs w:val="24"/>
+          <w14:shadow w14:blurRad="38100" w14:dist="19050" w14:dir="2700000" w14:sx="100000" w14:sy="100000" w14:kx="0" w14:ky="0" w14:algn="tl">
+            <w14:schemeClr w14:val="dk1">
+              <w14:alpha w14:val="60000"/>
+            </w14:schemeClr>
+          </w14:shadow>
+          <w14:textOutline w14:w="0" w14:cap="flat" w14:cmpd="sng" w14:algn="ctr">
+            <w14:noFill/>
+            <w14:prstDash w14:val="solid"/>
+            <w14:round/>
+          </w14:textOutline>
         </w:rPr>
       </w:pPr>
       <w:r>
         <w:rPr>
-          <w:rFonts w:cstheme="majorHAnsi"/>
+          <w:b/>
+          <w:bCs/>
+          <w:color w:val="000000" w:themeColor="text1"/>
+          <w:sz w:val="24"/>
+          <w:szCs w:val="24"/>
+          <w14:shadow w14:blurRad="38100" w14:dist="19050" w14:dir="2700000" w14:sx="100000" w14:sy="100000" w14:kx="0" w14:ky="0" w14:algn="tl">
+            <w14:schemeClr w14:val="dk1">
+              <w14:alpha w14:val="60000"/>
+            </w14:schemeClr>
+          </w14:shadow>
+          <w14:textOutline w14:w="0" w14:cap="flat" w14:cmpd="sng" w14:algn="ctr">
+            <w14:noFill/>
+            <w14:prstDash w14:val="solid"/>
+            <w14:round/>
+          </w14:textOutline>
         </w:rPr>
         <w:t>Screenshots</w:t>
       </w:r>
@@ -993,8 +1451,6 @@
           <w:rFonts w:asciiTheme="majorHAnsi" w:hAnsiTheme="majorHAnsi" w:cstheme="majorHAnsi"/>
           <w:b/>
           <w:bCs/>
-          <w:sz w:val="24"/>
-          <w:szCs w:val="24"/>
         </w:rPr>
         <w:t>• Home screen</w:t>
       </w:r>
@@ -1063,17 +1519,16 @@
       <w:pPr>
         <w:rPr>
           <w:rFonts w:asciiTheme="majorHAnsi" w:hAnsiTheme="majorHAnsi" w:cstheme="majorHAnsi"/>
-        </w:rPr>
-      </w:pPr>
-      <w:r>
-        <w:rPr>
-          <w:rFonts w:asciiTheme="majorHAnsi" w:hAnsiTheme="majorHAnsi" w:cstheme="majorHAnsi"/>
           <w:b/>
           <w:bCs/>
-          <w:sz w:val="24"/>
-          <w:szCs w:val="24"/>
-        </w:rPr>
-        <w:lastRenderedPageBreak/>
+        </w:rPr>
+      </w:pPr>
+      <w:r>
+        <w:rPr>
+          <w:rFonts w:asciiTheme="majorHAnsi" w:hAnsiTheme="majorHAnsi" w:cstheme="majorHAnsi"/>
+          <w:b/>
+          <w:bCs/>
+        </w:rPr>
         <w:t>• Chat interaction</w:t>
       </w:r>
       <w:r>
@@ -1081,8 +1536,6 @@
           <w:rFonts w:asciiTheme="majorHAnsi" w:hAnsiTheme="majorHAnsi" w:cstheme="majorHAnsi"/>
           <w:b/>
           <w:bCs/>
-          <w:sz w:val="24"/>
-          <w:szCs w:val="24"/>
         </w:rPr>
         <w:br/>
       </w:r>
@@ -1147,8 +1600,6 @@
           <w:rFonts w:asciiTheme="majorHAnsi" w:hAnsiTheme="majorHAnsi" w:cstheme="majorHAnsi"/>
           <w:b/>
           <w:bCs/>
-          <w:sz w:val="24"/>
-          <w:szCs w:val="24"/>
         </w:rPr>
         <w:t>• Suggestion response</w:t>
       </w:r>
@@ -1163,6 +1614,7 @@
           <w:rFonts w:asciiTheme="majorHAnsi" w:hAnsiTheme="majorHAnsi" w:cstheme="majorHAnsi"/>
           <w:noProof/>
         </w:rPr>
+        <w:lastRenderedPageBreak/>
         <w:drawing>
           <wp:inline distT="0" distB="0" distL="0" distR="0" wp14:anchorId="16DE83E5" wp14:editId="2B25527A">
             <wp:extent cx="1615440" cy="2415540"/>
@@ -1219,10 +1671,7 @@
           <w:rFonts w:asciiTheme="majorHAnsi" w:hAnsiTheme="majorHAnsi" w:cstheme="majorHAnsi"/>
           <w:b/>
           <w:bCs/>
-          <w:sz w:val="24"/>
-          <w:szCs w:val="24"/>
-        </w:rPr>
-        <w:lastRenderedPageBreak/>
+        </w:rPr>
         <w:t>• Reset functionality</w:t>
       </w:r>
       <w:r>
@@ -1230,8 +1679,6 @@
           <w:rFonts w:asciiTheme="majorHAnsi" w:hAnsiTheme="majorHAnsi" w:cstheme="majorHAnsi"/>
           <w:b/>
           <w:bCs/>
-          <w:sz w:val="24"/>
-          <w:szCs w:val="24"/>
         </w:rPr>
         <w:br/>
       </w:r>
@@ -1288,14 +1735,48 @@
     </w:p>
     <w:p>
       <w:pPr>
-        <w:pStyle w:val="Heading2"/>
-        <w:rPr>
-          <w:rFonts w:cstheme="majorHAnsi"/>
+        <w:rPr>
+          <w:rFonts w:asciiTheme="majorHAnsi" w:hAnsiTheme="majorHAnsi" w:cstheme="majorHAnsi"/>
+        </w:rPr>
+      </w:pPr>
+    </w:p>
+    <w:p>
+      <w:pPr>
+        <w:rPr>
+          <w:b/>
+          <w:bCs/>
+          <w:color w:val="000000" w:themeColor="text1"/>
+          <w:sz w:val="28"/>
+          <w:szCs w:val="28"/>
+          <w14:shadow w14:blurRad="38100" w14:dist="19050" w14:dir="2700000" w14:sx="100000" w14:sy="100000" w14:kx="0" w14:ky="0" w14:algn="tl">
+            <w14:schemeClr w14:val="dk1">
+              <w14:alpha w14:val="60000"/>
+            </w14:schemeClr>
+          </w14:shadow>
+          <w14:textOutline w14:w="0" w14:cap="flat" w14:cmpd="sng" w14:algn="ctr">
+            <w14:noFill/>
+            <w14:prstDash w14:val="solid"/>
+            <w14:round/>
+          </w14:textOutline>
         </w:rPr>
       </w:pPr>
       <w:r>
         <w:rPr>
-          <w:rFonts w:cstheme="majorHAnsi"/>
+          <w:b/>
+          <w:bCs/>
+          <w:color w:val="000000" w:themeColor="text1"/>
+          <w:sz w:val="28"/>
+          <w:szCs w:val="28"/>
+          <w14:shadow w14:blurRad="38100" w14:dist="19050" w14:dir="2700000" w14:sx="100000" w14:sy="100000" w14:kx="0" w14:ky="0" w14:algn="tl">
+            <w14:schemeClr w14:val="dk1">
+              <w14:alpha w14:val="60000"/>
+            </w14:schemeClr>
+          </w14:shadow>
+          <w14:textOutline w14:w="0" w14:cap="flat" w14:cmpd="sng" w14:algn="ctr">
+            <w14:noFill/>
+            <w14:prstDash w14:val="solid"/>
+            <w14:round/>
+          </w14:textOutline>
         </w:rPr>
         <w:t>Video Demonstration</w:t>
       </w:r>
@@ -1330,7 +1811,21 @@
         <w:rPr>
           <w:rFonts w:asciiTheme="majorHAnsi" w:hAnsiTheme="majorHAnsi" w:cstheme="majorHAnsi"/>
         </w:rPr>
-        <w:t>The video should demonstrate:</w:t>
+        <w:t xml:space="preserve">The video </w:t>
+      </w:r>
+      <w:proofErr w:type="gramStart"/>
+      <w:r>
+        <w:rPr>
+          <w:rFonts w:asciiTheme="majorHAnsi" w:hAnsiTheme="majorHAnsi" w:cstheme="majorHAnsi"/>
+        </w:rPr>
+        <w:t>demonstrate</w:t>
+      </w:r>
+      <w:proofErr w:type="gramEnd"/>
+      <w:r>
+        <w:rPr>
+          <w:rFonts w:asciiTheme="majorHAnsi" w:hAnsiTheme="majorHAnsi" w:cstheme="majorHAnsi"/>
+        </w:rPr>
+        <w:t>:</w:t>
       </w:r>
       <w:r>
         <w:rPr>
@@ -1365,6 +1860,12 @@
           <w:rFonts w:asciiTheme="majorHAnsi" w:hAnsiTheme="majorHAnsi" w:cstheme="majorHAnsi"/>
         </w:rPr>
         <w:br/>
+      </w:r>
+      <w:r>
+        <w:rPr>
+          <w:rFonts w:asciiTheme="majorHAnsi" w:hAnsiTheme="majorHAnsi" w:cstheme="majorHAnsi"/>
+        </w:rPr>
+        <w:lastRenderedPageBreak/>
         <w:t>• GitHub repository</w:t>
       </w:r>
       <w:r>
@@ -1377,14 +1878,75 @@
     </w:p>
     <w:p>
       <w:pPr>
-        <w:pStyle w:val="Heading2"/>
-        <w:rPr>
-          <w:rFonts w:cstheme="majorHAnsi"/>
+        <w:rPr>
+          <w:rFonts w:asciiTheme="majorHAnsi" w:hAnsiTheme="majorHAnsi" w:cstheme="majorHAnsi"/>
+        </w:rPr>
+      </w:pPr>
+      <w:hyperlink r:id="rId11" w:history="1">
+        <w:r>
+          <w:rPr>
+            <w:rStyle w:val="Hyperlink"/>
+            <w:rFonts w:asciiTheme="majorHAnsi" w:hAnsiTheme="majorHAnsi" w:cstheme="majorHAnsi"/>
+          </w:rPr>
+          <w:t>https://youtube.com/shorts/Uudhf2azo_Y?si=GfJUS5dZj38QMame</w:t>
+        </w:r>
+      </w:hyperlink>
+    </w:p>
+    <w:p>
+      <w:pPr>
+        <w:rPr>
+          <w:b/>
+          <w:color w:val="000000" w:themeColor="text1"/>
+          <w:sz w:val="28"/>
+          <w:szCs w:val="28"/>
+          <w14:shadow w14:blurRad="38100" w14:dist="19050" w14:dir="2700000" w14:sx="100000" w14:sy="100000" w14:kx="0" w14:ky="0" w14:algn="tl">
+            <w14:schemeClr w14:val="dk1">
+              <w14:alpha w14:val="60000"/>
+            </w14:schemeClr>
+          </w14:shadow>
+          <w14:textOutline w14:w="0" w14:cap="flat" w14:cmpd="sng" w14:algn="ctr">
+            <w14:noFill/>
+            <w14:prstDash w14:val="solid"/>
+            <w14:round/>
+          </w14:textOutline>
+        </w:rPr>
+      </w:pPr>
+    </w:p>
+    <w:p>
+      <w:pPr>
+        <w:rPr>
+          <w:b/>
+          <w:color w:val="000000" w:themeColor="text1"/>
+          <w:sz w:val="28"/>
+          <w:szCs w:val="28"/>
+          <w14:shadow w14:blurRad="38100" w14:dist="19050" w14:dir="2700000" w14:sx="100000" w14:sy="100000" w14:kx="0" w14:ky="0" w14:algn="tl">
+            <w14:schemeClr w14:val="dk1">
+              <w14:alpha w14:val="60000"/>
+            </w14:schemeClr>
+          </w14:shadow>
+          <w14:textOutline w14:w="0" w14:cap="flat" w14:cmpd="sng" w14:algn="ctr">
+            <w14:noFill/>
+            <w14:prstDash w14:val="solid"/>
+            <w14:round/>
+          </w14:textOutline>
         </w:rPr>
       </w:pPr>
       <w:r>
         <w:rPr>
-          <w:rFonts w:cstheme="majorHAnsi"/>
+          <w:b/>
+          <w:color w:val="000000" w:themeColor="text1"/>
+          <w:sz w:val="28"/>
+          <w:szCs w:val="28"/>
+          <w14:shadow w14:blurRad="38100" w14:dist="19050" w14:dir="2700000" w14:sx="100000" w14:sy="100000" w14:kx="0" w14:ky="0" w14:algn="tl">
+            <w14:schemeClr w14:val="dk1">
+              <w14:alpha w14:val="60000"/>
+            </w14:schemeClr>
+          </w14:shadow>
+          <w14:textOutline w14:w="0" w14:cap="flat" w14:cmpd="sng" w14:algn="ctr">
+            <w14:noFill/>
+            <w14:prstDash w14:val="solid"/>
+            <w14:round/>
+          </w14:textOutline>
         </w:rPr>
         <w:t>Technologies Used</w:t>
       </w:r>
@@ -1446,17 +2008,42 @@
     </w:p>
     <w:p>
       <w:pPr>
-        <w:pStyle w:val="Heading1"/>
-        <w:rPr>
-          <w:rFonts w:cstheme="majorHAnsi"/>
-        </w:rPr>
-      </w:pPr>
-    </w:p>
-    <w:p>
-      <w:pPr>
-        <w:pStyle w:val="Heading1"/>
+        <w:rPr>
+          <w:b/>
+          <w:bCs/>
+          <w:color w:val="000000" w:themeColor="text1"/>
+          <w:sz w:val="28"/>
+          <w:szCs w:val="28"/>
+          <w14:shadow w14:blurRad="38100" w14:dist="19050" w14:dir="2700000" w14:sx="100000" w14:sy="100000" w14:kx="0" w14:ky="0" w14:algn="tl">
+            <w14:schemeClr w14:val="dk1">
+              <w14:alpha w14:val="60000"/>
+            </w14:schemeClr>
+          </w14:shadow>
+          <w14:textOutline w14:w="0" w14:cap="flat" w14:cmpd="sng" w14:algn="ctr">
+            <w14:noFill/>
+            <w14:prstDash w14:val="solid"/>
+            <w14:round/>
+          </w14:textOutline>
+        </w:rPr>
       </w:pPr>
       <w:r>
+        <w:rPr>
+          <w:b/>
+          <w:bCs/>
+          <w:color w:val="000000" w:themeColor="text1"/>
+          <w:sz w:val="28"/>
+          <w:szCs w:val="28"/>
+          <w14:shadow w14:blurRad="38100" w14:dist="19050" w14:dir="2700000" w14:sx="100000" w14:sy="100000" w14:kx="0" w14:ky="0" w14:algn="tl">
+            <w14:schemeClr w14:val="dk1">
+              <w14:alpha w14:val="60000"/>
+            </w14:schemeClr>
+          </w14:shadow>
+          <w14:textOutline w14:w="0" w14:cap="flat" w14:cmpd="sng" w14:algn="ctr">
+            <w14:noFill/>
+            <w14:prstDash w14:val="solid"/>
+            <w14:round/>
+          </w14:textOutline>
+        </w:rPr>
         <w:t>References</w:t>
       </w:r>
     </w:p>
@@ -13081,6 +13668,29 @@
       </w:tcPr>
     </w:tblStylePr>
   </w:style>
+  <w:style w:type="character" w:styleId="Hyperlink">
+    <w:name w:val="Hyperlink"/>
+    <w:basedOn w:val="DefaultParagraphFont"/>
+    <w:uiPriority w:val="99"/>
+    <w:unhideWhenUsed/>
+    <w:rsid w:val="003F5A69"/>
+    <w:rPr>
+      <w:color w:val="0000FF" w:themeColor="hyperlink"/>
+      <w:u w:val="single"/>
+    </w:rPr>
+  </w:style>
+  <w:style w:type="character" w:styleId="UnresolvedMention">
+    <w:name w:val="Unresolved Mention"/>
+    <w:basedOn w:val="DefaultParagraphFont"/>
+    <w:uiPriority w:val="99"/>
+    <w:semiHidden/>
+    <w:unhideWhenUsed/>
+    <w:rsid w:val="003F5A69"/>
+    <w:rPr>
+      <w:color w:val="605E5C"/>
+      <w:shd w:val="clear" w:color="auto" w:fill="E1DFDD"/>
+    </w:rPr>
+  </w:style>
 </w:styles>
 </file>
 
